--- a/backend/tests/mock_resumes/dr_john_doe_low_experience.docx
+++ b/backend/tests/mock_resumes/dr_john_doe_low_experience.docx
@@ -15,7 +15,7 @@
         <w:pStyle w:val="Heading1"/>
       </w:pPr>
       <w:r>
-        <w:t>Personal Details</w:t>
+        <w:t>Contact Details</w:t>
       </w:r>
     </w:p>
     <w:p>
@@ -30,7 +30,7 @@
     </w:p>
     <w:p>
       <w:r>
-        <w:t>Address: Hyderabad, India</w:t>
+        <w:t>Address: Gachibowli, Hyderabad, Telangana, India</w:t>
       </w:r>
     </w:p>
     <w:p>
@@ -48,12 +48,12 @@
     </w:p>
     <w:p>
       <w:r>
-        <w:t>Master of Technology (M.Tech.) in Software Engineering — Completed in 2021 from DTU</w:t>
+        <w:t>Master of Technology (M.Tech.) in Software Engineering — Completed in 2021 from Delhi Technological University (DTU)</w:t>
       </w:r>
     </w:p>
     <w:p>
       <w:r>
-        <w:t>Bachelor of Technology (B.Tech.) in Computer Science — Completed in 2019 from NSUT</w:t>
+        <w:t>Bachelor of Technology (B.Tech.) in Computer Science — Completed in 2019 from Netaji Subhas University of Technology (NSUT)</w:t>
       </w:r>
     </w:p>
     <w:p>
@@ -61,12 +61,12 @@
         <w:pStyle w:val="Heading1"/>
       </w:pPr>
       <w:r>
-        <w:t>Work Experience</w:t>
+        <w:t>Professional Experience</w:t>
       </w:r>
     </w:p>
     <w:p>
       <w:r>
-        <w:t>Fresh Graduate - No professional experience recorded.</w:t>
+        <w:t>Fresh Doctorate Graduate - No formal teaching or industry experience recorded.</w:t>
       </w:r>
     </w:p>
     <w:sectPr>
